--- a/Отчет_ЛР2_Горбатенко.docx
+++ b/Отчет_ЛР2_Горбатенко.docx
@@ -1749,6 +1749,7 @@
           <w:rFonts w:ascii="Times New Roman" w:hAnsi="Times New Roman"/>
           <w:bCs/>
           <w:sz w:val="28"/>
+          <w:lang w:val="en-US"/>
         </w:rPr>
       </w:pPr>
       <w:r>
@@ -1865,7 +1866,17 @@
           <w:sz w:val="28"/>
           <w:lang w:val="ru-RU"/>
         </w:rPr>
-        <w:t>в каждом из которых определены конструкторы трех типов, деструкторы и методы, изучена разница настроек доступности атрибутов и методов</w:t>
+        <w:t xml:space="preserve">в каждом из которых определены конструкторы трех типов, деструкторы и методы, изучена разница </w:t>
+      </w:r>
+      <w:r>
+        <w:rPr>
+          <w:rFonts w:ascii="Times New Roman" w:hAnsi="Times New Roman"/>
+          <w:bCs/>
+          <w:sz w:val="28"/>
+          <w:lang w:val="ru-RU"/>
+        </w:rPr>
+        <w:lastRenderedPageBreak/>
+        <w:t>настроек доступности атрибутов и методов</w:t>
       </w:r>
       <w:r>
         <w:rPr>
@@ -1874,6 +1885,24 @@
           <w:sz w:val="28"/>
         </w:rPr>
         <w:t>.</w:t>
+      </w:r>
+      <w:r>
+        <w:rPr>
+          <w:rFonts w:ascii="Times New Roman" w:hAnsi="Times New Roman"/>
+          <w:bCs/>
+          <w:sz w:val="28"/>
+          <w:lang w:val="ru-RU"/>
+        </w:rPr>
+        <w:t xml:space="preserve"> Для контроля версий проекта использовался </w:t>
+      </w:r>
+      <w:r>
+        <w:rPr>
+          <w:rFonts w:ascii="Times New Roman" w:hAnsi="Times New Roman"/>
+          <w:bCs/>
+          <w:sz w:val="28"/>
+          <w:lang w:val="en-US"/>
+        </w:rPr>
+        <w:t>git</w:t>
       </w:r>
     </w:p>
     <w:p>
@@ -2046,6 +2075,7 @@
         <w:rPr>
           <w:rFonts w:ascii="Times New Roman" w:hAnsi="Times New Roman"/>
           <w:bCs/>
+          <w:noProof/>
           <w:sz w:val="28"/>
         </w:rPr>
         <w:drawing>
@@ -2180,7 +2210,7 @@
           <w:rFonts w:ascii="Times New Roman" w:hAnsi="Times New Roman"/>
           <w:bCs/>
           <w:sz w:val="28"/>
-          <w:lang w:val="en-US"/>
+          <w:lang w:val="ru-RU"/>
         </w:rPr>
       </w:pPr>
       <w:r>
@@ -2208,6 +2238,7 @@
         <w:rPr>
           <w:rFonts w:ascii="Times New Roman" w:hAnsi="Times New Roman"/>
           <w:bCs/>
+          <w:noProof/>
           <w:sz w:val="28"/>
           <w:lang w:val="en-RU"/>
         </w:rPr>
@@ -2306,7 +2337,7 @@
           <w:rFonts w:ascii="Times New Roman" w:hAnsi="Times New Roman"/>
           <w:bCs/>
           <w:sz w:val="28"/>
-          <w:lang w:val="en-US"/>
+          <w:lang w:val="ru-RU"/>
         </w:rPr>
       </w:pPr>
     </w:p>
@@ -2408,6 +2439,7 @@
         <w:rPr>
           <w:rFonts w:ascii="Times New Roman" w:hAnsi="Times New Roman"/>
           <w:bCs/>
+          <w:noProof/>
           <w:sz w:val="28"/>
           <w:lang w:val="ru-RU"/>
         </w:rPr>
@@ -2809,6 +2841,7 @@
         <w:rPr>
           <w:rFonts w:ascii="Times New Roman" w:hAnsi="Times New Roman"/>
           <w:bCs/>
+          <w:noProof/>
           <w:sz w:val="28"/>
           <w:lang w:val="ru-RU"/>
         </w:rPr>
@@ -2961,6 +2994,7 @@
         <w:rPr>
           <w:rFonts w:ascii="Times New Roman" w:hAnsi="Times New Roman"/>
           <w:bCs/>
+          <w:noProof/>
           <w:sz w:val="28"/>
           <w:lang w:val="en-US"/>
         </w:rPr>
@@ -3202,6 +3236,7 @@
         <w:rPr>
           <w:rFonts w:ascii="Times New Roman" w:hAnsi="Times New Roman"/>
           <w:bCs/>
+          <w:noProof/>
           <w:sz w:val="28"/>
         </w:rPr>
         <w:drawing>
@@ -3341,7 +3376,7 @@
           <w:rFonts w:ascii="Times New Roman" w:hAnsi="Times New Roman"/>
           <w:bCs/>
           <w:sz w:val="28"/>
-          <w:lang w:val="en-US"/>
+          <w:lang w:val="ru-RU"/>
         </w:rPr>
       </w:pPr>
       <w:r>
@@ -3368,6 +3403,7 @@
         <w:rPr>
           <w:rFonts w:ascii="Times New Roman" w:hAnsi="Times New Roman"/>
           <w:bCs/>
+          <w:noProof/>
           <w:sz w:val="28"/>
         </w:rPr>
         <w:drawing>
@@ -3664,6 +3700,7 @@
         <w:rPr>
           <w:rFonts w:ascii="Times New Roman" w:hAnsi="Times New Roman"/>
           <w:bCs/>
+          <w:noProof/>
           <w:sz w:val="28"/>
           <w:lang w:val="ru-RU"/>
         </w:rPr>
@@ -3712,51 +3749,69 @@
           <w:rFonts w:ascii="Times New Roman" w:hAnsi="Times New Roman"/>
           <w:bCs/>
           <w:sz w:val="28"/>
+          <w:lang w:val="ru-RU"/>
+        </w:rPr>
+      </w:pPr>
+      <w:r>
+        <w:rPr>
+          <w:rFonts w:ascii="Times New Roman" w:hAnsi="Times New Roman"/>
+          <w:bCs/>
+          <w:sz w:val="28"/>
+        </w:rPr>
+        <w:t xml:space="preserve">Рис. </w:t>
+      </w:r>
+      <w:r>
+        <w:rPr>
+          <w:rFonts w:ascii="Times New Roman" w:hAnsi="Times New Roman"/>
+          <w:bCs/>
+          <w:sz w:val="28"/>
+          <w:lang w:val="ru-RU"/>
+        </w:rPr>
+        <w:t>8</w:t>
+      </w:r>
+      <w:r>
+        <w:rPr>
+          <w:rFonts w:ascii="Times New Roman" w:hAnsi="Times New Roman"/>
+          <w:bCs/>
+          <w:sz w:val="28"/>
+        </w:rPr>
+        <w:t xml:space="preserve">. </w:t>
+      </w:r>
+      <w:r>
+        <w:rPr>
+          <w:rFonts w:ascii="Times New Roman" w:hAnsi="Times New Roman"/>
+          <w:bCs/>
+          <w:sz w:val="28"/>
+          <w:lang w:val="ru-RU"/>
+        </w:rPr>
+        <w:t xml:space="preserve">Результат создания </w:t>
+      </w:r>
+      <w:r>
+        <w:rPr>
+          <w:rFonts w:ascii="Times New Roman" w:hAnsi="Times New Roman"/>
+          <w:bCs/>
+          <w:sz w:val="28"/>
           <w:lang w:val="en-US"/>
         </w:rPr>
-      </w:pPr>
-      <w:r>
-        <w:rPr>
-          <w:rFonts w:ascii="Times New Roman" w:hAnsi="Times New Roman"/>
-          <w:bCs/>
-          <w:sz w:val="28"/>
-        </w:rPr>
-        <w:t xml:space="preserve">Рис. </w:t>
-      </w:r>
-      <w:r>
-        <w:rPr>
-          <w:rFonts w:ascii="Times New Roman" w:hAnsi="Times New Roman"/>
-          <w:bCs/>
-          <w:sz w:val="28"/>
-          <w:lang w:val="ru-RU"/>
-        </w:rPr>
-        <w:t>8</w:t>
-      </w:r>
-      <w:r>
-        <w:rPr>
-          <w:rFonts w:ascii="Times New Roman" w:hAnsi="Times New Roman"/>
-          <w:bCs/>
-          <w:sz w:val="28"/>
-        </w:rPr>
-        <w:t xml:space="preserve">. </w:t>
-      </w:r>
-      <w:r>
-        <w:rPr>
-          <w:rFonts w:ascii="Times New Roman" w:hAnsi="Times New Roman"/>
-          <w:bCs/>
-          <w:sz w:val="28"/>
-          <w:lang w:val="ru-RU"/>
-        </w:rPr>
-        <w:t xml:space="preserve">Результат </w:t>
-      </w:r>
-      <w:r>
-        <w:rPr>
-          <w:rFonts w:ascii="Times New Roman" w:hAnsi="Times New Roman"/>
-          <w:bCs/>
-          <w:sz w:val="28"/>
-          <w:lang w:val="ru-RU"/>
-        </w:rPr>
-        <w:t xml:space="preserve">создания </w:t>
+        <w:t>Shape</w:t>
+      </w:r>
+      <w:r>
+        <w:rPr>
+          <w:rFonts w:ascii="Times New Roman" w:hAnsi="Times New Roman"/>
+          <w:bCs/>
+          <w:sz w:val="28"/>
+          <w:lang w:val="ru-RU"/>
+        </w:rPr>
+        <w:t xml:space="preserve"> </w:t>
+      </w:r>
+      <w:r>
+        <w:rPr>
+          <w:rFonts w:ascii="Times New Roman" w:hAnsi="Times New Roman"/>
+          <w:bCs/>
+          <w:sz w:val="28"/>
+          <w:lang w:val="ru-RU"/>
+        </w:rPr>
+        <w:t xml:space="preserve">с указателем на </w:t>
       </w:r>
       <w:r>
         <w:rPr>
@@ -3765,6 +3820,44 @@
           <w:sz w:val="28"/>
           <w:lang w:val="en-US"/>
         </w:rPr>
+        <w:t>Line</w:t>
+      </w:r>
+    </w:p>
+    <w:p>
+      <w:pPr>
+        <w:spacing w:after="160" w:line="259" w:lineRule="auto"/>
+        <w:rPr>
+          <w:rFonts w:ascii="Times New Roman" w:hAnsi="Times New Roman"/>
+          <w:bCs/>
+          <w:sz w:val="28"/>
+          <w:lang w:val="ru-RU"/>
+        </w:rPr>
+      </w:pPr>
+      <w:r>
+        <w:rPr>
+          <w:rFonts w:ascii="Times New Roman" w:hAnsi="Times New Roman"/>
+          <w:bCs/>
+          <w:sz w:val="28"/>
+          <w:lang w:val="ru-RU"/>
+        </w:rPr>
+        <w:t xml:space="preserve">При этом </w:t>
+      </w:r>
+      <w:r>
+        <w:rPr>
+          <w:rFonts w:ascii="Times New Roman" w:hAnsi="Times New Roman"/>
+          <w:bCs/>
+          <w:sz w:val="28"/>
+          <w:lang w:val="ru-RU"/>
+        </w:rPr>
+        <w:t xml:space="preserve">конструктор </w:t>
+      </w:r>
+      <w:r>
+        <w:rPr>
+          <w:rFonts w:ascii="Times New Roman" w:hAnsi="Times New Roman"/>
+          <w:bCs/>
+          <w:sz w:val="28"/>
+          <w:lang w:val="en-US"/>
+        </w:rPr>
         <w:t>Shape</w:t>
       </w:r>
       <w:r>
@@ -3783,7 +3876,7 @@
           <w:sz w:val="28"/>
           <w:lang w:val="ru-RU"/>
         </w:rPr>
-        <w:t xml:space="preserve">с указателем на </w:t>
+        <w:t xml:space="preserve">срабатывает первым, внутри себя создавая объекты </w:t>
       </w:r>
       <w:r>
         <w:rPr>
@@ -3794,6 +3887,141 @@
         </w:rPr>
         <w:t>Line</w:t>
       </w:r>
+      <w:r>
+        <w:rPr>
+          <w:rFonts w:ascii="Times New Roman" w:hAnsi="Times New Roman"/>
+          <w:bCs/>
+          <w:sz w:val="28"/>
+          <w:lang w:val="ru-RU"/>
+        </w:rPr>
+        <w:t xml:space="preserve">, </w:t>
+      </w:r>
+      <w:r>
+        <w:rPr>
+          <w:rFonts w:ascii="Times New Roman" w:hAnsi="Times New Roman"/>
+          <w:bCs/>
+          <w:sz w:val="28"/>
+          <w:lang w:val="ru-RU"/>
+        </w:rPr>
+        <w:t>деструктор</w:t>
+      </w:r>
+      <w:r>
+        <w:rPr>
+          <w:rFonts w:ascii="Times New Roman" w:hAnsi="Times New Roman"/>
+          <w:bCs/>
+          <w:sz w:val="28"/>
+          <w:lang w:val="ru-RU"/>
+        </w:rPr>
+        <w:t xml:space="preserve"> </w:t>
+      </w:r>
+      <w:r>
+        <w:rPr>
+          <w:rFonts w:ascii="Times New Roman" w:hAnsi="Times New Roman"/>
+          <w:bCs/>
+          <w:sz w:val="28"/>
+          <w:lang w:val="en-US"/>
+        </w:rPr>
+        <w:t>Shape</w:t>
+      </w:r>
+      <w:r>
+        <w:rPr>
+          <w:rFonts w:ascii="Times New Roman" w:hAnsi="Times New Roman"/>
+          <w:bCs/>
+          <w:sz w:val="28"/>
+          <w:lang w:val="ru-RU"/>
+        </w:rPr>
+        <w:t xml:space="preserve"> </w:t>
+      </w:r>
+      <w:r>
+        <w:rPr>
+          <w:rFonts w:ascii="Times New Roman" w:hAnsi="Times New Roman"/>
+          <w:bCs/>
+          <w:sz w:val="28"/>
+          <w:lang w:val="ru-RU"/>
+        </w:rPr>
+        <w:t>срабатывает</w:t>
+      </w:r>
+      <w:r>
+        <w:rPr>
+          <w:rFonts w:ascii="Times New Roman" w:hAnsi="Times New Roman"/>
+          <w:bCs/>
+          <w:sz w:val="28"/>
+          <w:lang w:val="ru-RU"/>
+        </w:rPr>
+        <w:t xml:space="preserve"> первым, внутри него удаляются </w:t>
+      </w:r>
+      <w:r>
+        <w:rPr>
+          <w:rFonts w:ascii="Times New Roman" w:hAnsi="Times New Roman"/>
+          <w:bCs/>
+          <w:sz w:val="28"/>
+          <w:lang w:val="en-US"/>
+        </w:rPr>
+        <w:t>l</w:t>
+      </w:r>
+      <w:r>
+        <w:rPr>
+          <w:rFonts w:ascii="Times New Roman" w:hAnsi="Times New Roman"/>
+          <w:bCs/>
+          <w:sz w:val="28"/>
+          <w:lang w:val="ru-RU"/>
+        </w:rPr>
+        <w:t xml:space="preserve">1 </w:t>
+      </w:r>
+      <w:r>
+        <w:rPr>
+          <w:rFonts w:ascii="Times New Roman" w:hAnsi="Times New Roman"/>
+          <w:bCs/>
+          <w:sz w:val="28"/>
+          <w:lang w:val="ru-RU"/>
+        </w:rPr>
+        <w:t xml:space="preserve">и </w:t>
+      </w:r>
+      <w:r>
+        <w:rPr>
+          <w:rFonts w:ascii="Times New Roman" w:hAnsi="Times New Roman"/>
+          <w:bCs/>
+          <w:sz w:val="28"/>
+          <w:lang w:val="en-US"/>
+        </w:rPr>
+        <w:t>l</w:t>
+      </w:r>
+      <w:r>
+        <w:rPr>
+          <w:rFonts w:ascii="Times New Roman" w:hAnsi="Times New Roman"/>
+          <w:bCs/>
+          <w:sz w:val="28"/>
+          <w:lang w:val="ru-RU"/>
+        </w:rPr>
+        <w:t xml:space="preserve">2, </w:t>
+      </w:r>
+      <w:r>
+        <w:rPr>
+          <w:rFonts w:ascii="Times New Roman" w:hAnsi="Times New Roman"/>
+          <w:bCs/>
+          <w:sz w:val="28"/>
+          <w:lang w:val="ru-RU"/>
+        </w:rPr>
+        <w:t xml:space="preserve">из-за чего поочередно уничтожаются объекты </w:t>
+      </w:r>
+      <w:r>
+        <w:rPr>
+          <w:rFonts w:ascii="Times New Roman" w:hAnsi="Times New Roman"/>
+          <w:bCs/>
+          <w:sz w:val="28"/>
+          <w:lang w:val="en-US"/>
+        </w:rPr>
+        <w:t>Line</w:t>
+      </w:r>
+      <w:r>
+        <w:rPr>
+          <w:rFonts w:ascii="Times New Roman" w:hAnsi="Times New Roman"/>
+          <w:bCs/>
+          <w:sz w:val="28"/>
+          <w:lang w:val="ru-RU"/>
+        </w:rPr>
+        <w:t>.</w:t>
+      </w:r>
     </w:p>
     <w:p>
       <w:pPr>
@@ -3803,206 +4031,6 @@
           <w:bCs/>
           <w:sz w:val="28"/>
           <w:lang w:val="ru-RU"/>
-        </w:rPr>
-      </w:pPr>
-      <w:r>
-        <w:rPr>
-          <w:rFonts w:ascii="Times New Roman" w:hAnsi="Times New Roman"/>
-          <w:bCs/>
-          <w:sz w:val="28"/>
-          <w:lang w:val="ru-RU"/>
-        </w:rPr>
-        <w:t xml:space="preserve">При этом </w:t>
-      </w:r>
-      <w:r>
-        <w:rPr>
-          <w:rFonts w:ascii="Times New Roman" w:hAnsi="Times New Roman"/>
-          <w:bCs/>
-          <w:sz w:val="28"/>
-          <w:lang w:val="ru-RU"/>
-        </w:rPr>
-        <w:t xml:space="preserve">конструктор </w:t>
-      </w:r>
-      <w:r>
-        <w:rPr>
-          <w:rFonts w:ascii="Times New Roman" w:hAnsi="Times New Roman"/>
-          <w:bCs/>
-          <w:sz w:val="28"/>
-          <w:lang w:val="en-US"/>
-        </w:rPr>
-        <w:t>Shape</w:t>
-      </w:r>
-      <w:r>
-        <w:rPr>
-          <w:rFonts w:ascii="Times New Roman" w:hAnsi="Times New Roman"/>
-          <w:bCs/>
-          <w:sz w:val="28"/>
-          <w:lang w:val="ru-RU"/>
-        </w:rPr>
-        <w:t xml:space="preserve"> </w:t>
-      </w:r>
-      <w:r>
-        <w:rPr>
-          <w:rFonts w:ascii="Times New Roman" w:hAnsi="Times New Roman"/>
-          <w:bCs/>
-          <w:sz w:val="28"/>
-          <w:lang w:val="ru-RU"/>
-        </w:rPr>
-        <w:t xml:space="preserve">срабатывает первым, внутри себя создавая объекты </w:t>
-      </w:r>
-      <w:r>
-        <w:rPr>
-          <w:rFonts w:ascii="Times New Roman" w:hAnsi="Times New Roman"/>
-          <w:bCs/>
-          <w:sz w:val="28"/>
-          <w:lang w:val="en-US"/>
-        </w:rPr>
-        <w:t>Line</w:t>
-      </w:r>
-      <w:r>
-        <w:rPr>
-          <w:rFonts w:ascii="Times New Roman" w:hAnsi="Times New Roman"/>
-          <w:bCs/>
-          <w:sz w:val="28"/>
-          <w:lang w:val="ru-RU"/>
-        </w:rPr>
-        <w:t xml:space="preserve">, </w:t>
-      </w:r>
-      <w:r>
-        <w:rPr>
-          <w:rFonts w:ascii="Times New Roman" w:hAnsi="Times New Roman"/>
-          <w:bCs/>
-          <w:sz w:val="28"/>
-          <w:lang w:val="ru-RU"/>
-        </w:rPr>
-        <w:t>деструктор</w:t>
-      </w:r>
-      <w:r>
-        <w:rPr>
-          <w:rFonts w:ascii="Times New Roman" w:hAnsi="Times New Roman"/>
-          <w:bCs/>
-          <w:sz w:val="28"/>
-          <w:lang w:val="ru-RU"/>
-        </w:rPr>
-        <w:t xml:space="preserve"> </w:t>
-      </w:r>
-      <w:r>
-        <w:rPr>
-          <w:rFonts w:ascii="Times New Roman" w:hAnsi="Times New Roman"/>
-          <w:bCs/>
-          <w:sz w:val="28"/>
-          <w:lang w:val="en-US"/>
-        </w:rPr>
-        <w:t>Shape</w:t>
-      </w:r>
-      <w:r>
-        <w:rPr>
-          <w:rFonts w:ascii="Times New Roman" w:hAnsi="Times New Roman"/>
-          <w:bCs/>
-          <w:sz w:val="28"/>
-          <w:lang w:val="ru-RU"/>
-        </w:rPr>
-        <w:t xml:space="preserve"> </w:t>
-      </w:r>
-      <w:r>
-        <w:rPr>
-          <w:rFonts w:ascii="Times New Roman" w:hAnsi="Times New Roman"/>
-          <w:bCs/>
-          <w:sz w:val="28"/>
-          <w:lang w:val="ru-RU"/>
-        </w:rPr>
-        <w:t>срабатывает</w:t>
-      </w:r>
-      <w:r>
-        <w:rPr>
-          <w:rFonts w:ascii="Times New Roman" w:hAnsi="Times New Roman"/>
-          <w:bCs/>
-          <w:sz w:val="28"/>
-          <w:lang w:val="ru-RU"/>
-        </w:rPr>
-        <w:t xml:space="preserve"> первым, внутри него удаляются </w:t>
-      </w:r>
-      <w:r>
-        <w:rPr>
-          <w:rFonts w:ascii="Times New Roman" w:hAnsi="Times New Roman"/>
-          <w:bCs/>
-          <w:sz w:val="28"/>
-          <w:lang w:val="en-US"/>
-        </w:rPr>
-        <w:t>l</w:t>
-      </w:r>
-      <w:r>
-        <w:rPr>
-          <w:rFonts w:ascii="Times New Roman" w:hAnsi="Times New Roman"/>
-          <w:bCs/>
-          <w:sz w:val="28"/>
-          <w:lang w:val="ru-RU"/>
-        </w:rPr>
-        <w:t xml:space="preserve">1 </w:t>
-      </w:r>
-      <w:r>
-        <w:rPr>
-          <w:rFonts w:ascii="Times New Roman" w:hAnsi="Times New Roman"/>
-          <w:bCs/>
-          <w:sz w:val="28"/>
-          <w:lang w:val="ru-RU"/>
-        </w:rPr>
-        <w:t xml:space="preserve">и </w:t>
-      </w:r>
-      <w:r>
-        <w:rPr>
-          <w:rFonts w:ascii="Times New Roman" w:hAnsi="Times New Roman"/>
-          <w:bCs/>
-          <w:sz w:val="28"/>
-          <w:lang w:val="en-US"/>
-        </w:rPr>
-        <w:t>l</w:t>
-      </w:r>
-      <w:r>
-        <w:rPr>
-          <w:rFonts w:ascii="Times New Roman" w:hAnsi="Times New Roman"/>
-          <w:bCs/>
-          <w:sz w:val="28"/>
-          <w:lang w:val="ru-RU"/>
-        </w:rPr>
-        <w:t xml:space="preserve">2, </w:t>
-      </w:r>
-      <w:r>
-        <w:rPr>
-          <w:rFonts w:ascii="Times New Roman" w:hAnsi="Times New Roman"/>
-          <w:bCs/>
-          <w:sz w:val="28"/>
-          <w:lang w:val="ru-RU"/>
-        </w:rPr>
-        <w:t xml:space="preserve">из-за чего поочередно уничтожаются объекты </w:t>
-      </w:r>
-      <w:r>
-        <w:rPr>
-          <w:rFonts w:ascii="Times New Roman" w:hAnsi="Times New Roman"/>
-          <w:bCs/>
-          <w:sz w:val="28"/>
-          <w:lang w:val="en-US"/>
-        </w:rPr>
-        <w:t>Line</w:t>
-      </w:r>
-      <w:r>
-        <w:rPr>
-          <w:rFonts w:ascii="Times New Roman" w:hAnsi="Times New Roman"/>
-          <w:bCs/>
-          <w:sz w:val="28"/>
-          <w:lang w:val="ru-RU"/>
-        </w:rPr>
-        <w:t>.</w:t>
-      </w:r>
-    </w:p>
-    <w:p>
-      <w:pPr>
-        <w:spacing w:after="160" w:line="259" w:lineRule="auto"/>
-        <w:rPr>
-          <w:rFonts w:ascii="Times New Roman" w:hAnsi="Times New Roman"/>
-          <w:bCs/>
-          <w:sz w:val="28"/>
-          <w:lang w:val="en-US"/>
         </w:rPr>
       </w:pPr>
       <w:r>
@@ -4094,6 +4122,7 @@
         <w:rPr>
           <w:rFonts w:ascii="Times New Roman" w:hAnsi="Times New Roman"/>
           <w:bCs/>
+          <w:noProof/>
           <w:sz w:val="28"/>
           <w:lang w:val="ru-RU"/>
         </w:rPr>
@@ -4204,25 +4233,7 @@
           <w:sz w:val="28"/>
           <w:lang w:val="ru-RU"/>
         </w:rPr>
-        <w:t xml:space="preserve">с </w:t>
-      </w:r>
-      <w:r>
-        <w:rPr>
-          <w:rFonts w:ascii="Times New Roman" w:hAnsi="Times New Roman"/>
-          <w:bCs/>
-          <w:sz w:val="28"/>
-          <w:lang w:val="ru-RU"/>
-        </w:rPr>
-        <w:t>объектами</w:t>
-      </w:r>
-      <w:r>
-        <w:rPr>
-          <w:rFonts w:ascii="Times New Roman" w:hAnsi="Times New Roman"/>
-          <w:bCs/>
-          <w:sz w:val="28"/>
-          <w:lang w:val="ru-RU"/>
-        </w:rPr>
-        <w:t xml:space="preserve"> </w:t>
+        <w:t xml:space="preserve">с объектами </w:t>
       </w:r>
       <w:r>
         <w:rPr>
@@ -4420,6 +4431,68 @@
           <w:lang w:val="ru-RU"/>
         </w:rPr>
       </w:pPr>
+      <w:r>
+        <w:rPr>
+          <w:rFonts w:ascii="Times New Roman" w:hAnsi="Times New Roman" w:cs="Times New Roman"/>
+          <w:sz w:val="28"/>
+          <w:szCs w:val="28"/>
+          <w:lang w:val="ru-RU"/>
+        </w:rPr>
+        <w:t>Лог комитов репозитория</w:t>
+      </w:r>
+    </w:p>
+    <w:p>
+      <w:pPr>
+        <w:rPr>
+          <w:rFonts w:ascii="Times New Roman" w:hAnsi="Times New Roman" w:cs="Times New Roman"/>
+          <w:sz w:val="28"/>
+          <w:szCs w:val="28"/>
+          <w:lang w:val="ru-RU"/>
+        </w:rPr>
+      </w:pPr>
+      <w:r>
+        <w:rPr>
+          <w:rFonts w:ascii="Times New Roman" w:hAnsi="Times New Roman" w:cs="Times New Roman"/>
+          <w:sz w:val="28"/>
+          <w:szCs w:val="28"/>
+          <w:lang w:val="ru-RU"/>
+        </w:rPr>
+        <w:drawing>
+          <wp:inline distT="0" distB="0" distL="0" distR="0" wp14:anchorId="75BFF2B9" wp14:editId="4DB773A1">
+            <wp:extent cx="5940425" cy="1378585"/>
+            <wp:effectExtent l="0" t="0" r="3175" b="5715"/>
+            <wp:docPr id="2" name="Picture 2"/>
+            <wp:cNvGraphicFramePr>
+              <a:graphicFrameLocks xmlns:a="http://schemas.openxmlformats.org/drawingml/2006/main" noChangeAspect="1"/>
+            </wp:cNvGraphicFramePr>
+            <a:graphic xmlns:a="http://schemas.openxmlformats.org/drawingml/2006/main">
+              <a:graphicData uri="http://schemas.openxmlformats.org/drawingml/2006/picture">
+                <pic:pic xmlns:pic="http://schemas.openxmlformats.org/drawingml/2006/picture">
+                  <pic:nvPicPr>
+                    <pic:cNvPr id="1" name=""/>
+                    <pic:cNvPicPr/>
+                  </pic:nvPicPr>
+                  <pic:blipFill>
+                    <a:blip r:embed="rId14"/>
+                    <a:stretch>
+                      <a:fillRect/>
+                    </a:stretch>
+                  </pic:blipFill>
+                  <pic:spPr>
+                    <a:xfrm>
+                      <a:off x="0" y="0"/>
+                      <a:ext cx="5940425" cy="1378585"/>
+                    </a:xfrm>
+                    <a:prstGeom prst="rect">
+                      <a:avLst/>
+                    </a:prstGeom>
+                  </pic:spPr>
+                </pic:pic>
+              </a:graphicData>
+            </a:graphic>
+          </wp:inline>
+        </w:drawing>
+      </w:r>
     </w:p>
     <w:p>
       <w:pPr>
@@ -5112,6 +5185,7 @@
           <w:szCs w:val="24"/>
           <w:lang w:val="en-RU"/>
         </w:rPr>
+        <w:lastRenderedPageBreak/>
         <w:t xml:space="preserve">    }</w:t>
       </w:r>
     </w:p>
@@ -5236,150 +5310,730 @@
           <w:szCs w:val="24"/>
           <w:lang w:val="en-RU"/>
         </w:rPr>
+        <w:t xml:space="preserve">    this-&gt;x2+=dx2;</w:t>
+      </w:r>
+    </w:p>
+    <w:p>
+      <w:pPr>
+        <w:rPr>
+          <w:rFonts w:ascii="Times New Roman" w:hAnsi="Times New Roman" w:cs="Times New Roman"/>
+          <w:sz w:val="24"/>
+          <w:szCs w:val="24"/>
+          <w:lang w:val="en-RU"/>
+        </w:rPr>
+      </w:pPr>
+      <w:r>
+        <w:rPr>
+          <w:rFonts w:ascii="Times New Roman" w:hAnsi="Times New Roman" w:cs="Times New Roman"/>
+          <w:sz w:val="24"/>
+          <w:szCs w:val="24"/>
+          <w:lang w:val="en-RU"/>
+        </w:rPr>
+        <w:t xml:space="preserve">    this-&gt;y2+=dy2;</w:t>
+      </w:r>
+    </w:p>
+    <w:p>
+      <w:pPr>
+        <w:rPr>
+          <w:rFonts w:ascii="Times New Roman" w:hAnsi="Times New Roman" w:cs="Times New Roman"/>
+          <w:sz w:val="24"/>
+          <w:szCs w:val="24"/>
+          <w:lang w:val="en-RU"/>
+        </w:rPr>
+      </w:pPr>
+      <w:r>
+        <w:rPr>
+          <w:rFonts w:ascii="Times New Roman" w:hAnsi="Times New Roman" w:cs="Times New Roman"/>
+          <w:sz w:val="24"/>
+          <w:szCs w:val="24"/>
+          <w:lang w:val="en-RU"/>
+        </w:rPr>
+        <w:t>};</w:t>
+      </w:r>
+    </w:p>
+    <w:p>
+      <w:pPr>
+        <w:rPr>
+          <w:rFonts w:ascii="Times New Roman" w:hAnsi="Times New Roman" w:cs="Times New Roman"/>
+          <w:sz w:val="24"/>
+          <w:szCs w:val="24"/>
+          <w:lang w:val="en-RU"/>
+        </w:rPr>
+      </w:pPr>
+    </w:p>
+    <w:p>
+      <w:pPr>
+        <w:rPr>
+          <w:rFonts w:ascii="Times New Roman" w:hAnsi="Times New Roman" w:cs="Times New Roman"/>
+          <w:sz w:val="24"/>
+          <w:szCs w:val="24"/>
+          <w:lang w:val="en-RU"/>
+        </w:rPr>
+      </w:pPr>
+      <w:r>
+        <w:rPr>
+          <w:rFonts w:ascii="Times New Roman" w:hAnsi="Times New Roman" w:cs="Times New Roman"/>
+          <w:sz w:val="24"/>
+          <w:szCs w:val="24"/>
+          <w:lang w:val="en-RU"/>
+        </w:rPr>
+        <w:t>class BrokenLine: public Line {</w:t>
+      </w:r>
+    </w:p>
+    <w:p>
+      <w:pPr>
+        <w:rPr>
+          <w:rFonts w:ascii="Times New Roman" w:hAnsi="Times New Roman" w:cs="Times New Roman"/>
+          <w:sz w:val="24"/>
+          <w:szCs w:val="24"/>
+          <w:lang w:val="en-RU"/>
+        </w:rPr>
+      </w:pPr>
+      <w:r>
+        <w:rPr>
+          <w:rFonts w:ascii="Times New Roman" w:hAnsi="Times New Roman" w:cs="Times New Roman"/>
+          <w:sz w:val="24"/>
+          <w:szCs w:val="24"/>
+          <w:lang w:val="en-RU"/>
+        </w:rPr>
+        <w:t xml:space="preserve">    protected:</w:t>
+      </w:r>
+    </w:p>
+    <w:p>
+      <w:pPr>
+        <w:rPr>
+          <w:rFonts w:ascii="Times New Roman" w:hAnsi="Times New Roman" w:cs="Times New Roman"/>
+          <w:sz w:val="24"/>
+          <w:szCs w:val="24"/>
+          <w:lang w:val="en-RU"/>
+        </w:rPr>
+      </w:pPr>
+      <w:r>
+        <w:rPr>
+          <w:rFonts w:ascii="Times New Roman" w:hAnsi="Times New Roman" w:cs="Times New Roman"/>
+          <w:sz w:val="24"/>
+          <w:szCs w:val="24"/>
+          <w:lang w:val="en-RU"/>
+        </w:rPr>
+        <w:t xml:space="preserve">        int crack_x, crack_y;</w:t>
+      </w:r>
+    </w:p>
+    <w:p>
+      <w:pPr>
+        <w:rPr>
+          <w:rFonts w:ascii="Times New Roman" w:hAnsi="Times New Roman" w:cs="Times New Roman"/>
+          <w:sz w:val="24"/>
+          <w:szCs w:val="24"/>
+          <w:lang w:val="en-RU"/>
+        </w:rPr>
+      </w:pPr>
+      <w:r>
+        <w:rPr>
+          <w:rFonts w:ascii="Times New Roman" w:hAnsi="Times New Roman" w:cs="Times New Roman"/>
+          <w:sz w:val="24"/>
+          <w:szCs w:val="24"/>
+          <w:lang w:val="en-RU"/>
+        </w:rPr>
+        <w:t xml:space="preserve">    public:</w:t>
+      </w:r>
+    </w:p>
+    <w:p>
+      <w:pPr>
+        <w:rPr>
+          <w:rFonts w:ascii="Times New Roman" w:hAnsi="Times New Roman" w:cs="Times New Roman"/>
+          <w:sz w:val="24"/>
+          <w:szCs w:val="24"/>
+          <w:lang w:val="en-RU"/>
+        </w:rPr>
+      </w:pPr>
+      <w:r>
+        <w:rPr>
+          <w:rFonts w:ascii="Times New Roman" w:hAnsi="Times New Roman" w:cs="Times New Roman"/>
+          <w:sz w:val="24"/>
+          <w:szCs w:val="24"/>
+          <w:lang w:val="en-RU"/>
+        </w:rPr>
+        <w:t xml:space="preserve">    void display() {</w:t>
+      </w:r>
+    </w:p>
+    <w:p>
+      <w:pPr>
+        <w:rPr>
+          <w:rFonts w:ascii="Times New Roman" w:hAnsi="Times New Roman" w:cs="Times New Roman"/>
+          <w:sz w:val="24"/>
+          <w:szCs w:val="24"/>
+          <w:lang w:val="en-RU"/>
+        </w:rPr>
+      </w:pPr>
+      <w:r>
+        <w:rPr>
+          <w:rFonts w:ascii="Times New Roman" w:hAnsi="Times New Roman" w:cs="Times New Roman"/>
+          <w:sz w:val="24"/>
+          <w:szCs w:val="24"/>
+          <w:lang w:val="en-RU"/>
+        </w:rPr>
+        <w:t xml:space="preserve">        printf("Ломано в %d %d\n ", crack_x, crack_y);</w:t>
+      </w:r>
+    </w:p>
+    <w:p>
+      <w:pPr>
+        <w:rPr>
+          <w:rFonts w:ascii="Times New Roman" w:hAnsi="Times New Roman" w:cs="Times New Roman"/>
+          <w:sz w:val="24"/>
+          <w:szCs w:val="24"/>
+          <w:lang w:val="en-RU"/>
+        </w:rPr>
+      </w:pPr>
+      <w:r>
+        <w:rPr>
+          <w:rFonts w:ascii="Times New Roman" w:hAnsi="Times New Roman" w:cs="Times New Roman"/>
+          <w:sz w:val="24"/>
+          <w:szCs w:val="24"/>
+          <w:lang w:val="en-RU"/>
+        </w:rPr>
+        <w:t xml:space="preserve">    }</w:t>
+      </w:r>
+    </w:p>
+    <w:p>
+      <w:pPr>
+        <w:rPr>
+          <w:rFonts w:ascii="Times New Roman" w:hAnsi="Times New Roman" w:cs="Times New Roman"/>
+          <w:sz w:val="24"/>
+          <w:szCs w:val="24"/>
+          <w:lang w:val="en-RU"/>
+        </w:rPr>
+      </w:pPr>
+      <w:r>
+        <w:rPr>
+          <w:rFonts w:ascii="Times New Roman" w:hAnsi="Times New Roman" w:cs="Times New Roman"/>
+          <w:sz w:val="24"/>
+          <w:szCs w:val="24"/>
+          <w:lang w:val="en-RU"/>
+        </w:rPr>
+        <w:t xml:space="preserve">    BrokenLine() : Line() {</w:t>
+      </w:r>
+    </w:p>
+    <w:p>
+      <w:pPr>
+        <w:rPr>
+          <w:rFonts w:ascii="Times New Roman" w:hAnsi="Times New Roman" w:cs="Times New Roman"/>
+          <w:sz w:val="24"/>
+          <w:szCs w:val="24"/>
+          <w:lang w:val="en-RU"/>
+        </w:rPr>
+      </w:pPr>
+      <w:r>
+        <w:rPr>
+          <w:rFonts w:ascii="Times New Roman" w:hAnsi="Times New Roman" w:cs="Times New Roman"/>
+          <w:sz w:val="24"/>
+          <w:szCs w:val="24"/>
+          <w:lang w:val="en-RU"/>
+        </w:rPr>
+        <w:t xml:space="preserve">        printf("------Конструктор BrokenLine без операторов\n");</w:t>
+      </w:r>
+    </w:p>
+    <w:p>
+      <w:pPr>
+        <w:rPr>
+          <w:rFonts w:ascii="Times New Roman" w:hAnsi="Times New Roman" w:cs="Times New Roman"/>
+          <w:sz w:val="24"/>
+          <w:szCs w:val="24"/>
+          <w:lang w:val="en-RU"/>
+        </w:rPr>
+      </w:pPr>
+      <w:r>
+        <w:rPr>
+          <w:rFonts w:ascii="Times New Roman" w:hAnsi="Times New Roman" w:cs="Times New Roman"/>
+          <w:sz w:val="24"/>
+          <w:szCs w:val="24"/>
+          <w:lang w:val="en-RU"/>
+        </w:rPr>
+        <w:t xml:space="preserve">        crack_x = 0;</w:t>
+      </w:r>
+    </w:p>
+    <w:p>
+      <w:pPr>
+        <w:rPr>
+          <w:rFonts w:ascii="Times New Roman" w:hAnsi="Times New Roman" w:cs="Times New Roman"/>
+          <w:sz w:val="24"/>
+          <w:szCs w:val="24"/>
+          <w:lang w:val="en-RU"/>
+        </w:rPr>
+      </w:pPr>
+      <w:r>
+        <w:rPr>
+          <w:rFonts w:ascii="Times New Roman" w:hAnsi="Times New Roman" w:cs="Times New Roman"/>
+          <w:sz w:val="24"/>
+          <w:szCs w:val="24"/>
+          <w:lang w:val="en-RU"/>
+        </w:rPr>
+        <w:t xml:space="preserve">        crack_y = 0;</w:t>
+      </w:r>
+    </w:p>
+    <w:p>
+      <w:pPr>
+        <w:rPr>
+          <w:rFonts w:ascii="Times New Roman" w:hAnsi="Times New Roman" w:cs="Times New Roman"/>
+          <w:sz w:val="24"/>
+          <w:szCs w:val="24"/>
+          <w:lang w:val="en-RU"/>
+        </w:rPr>
+      </w:pPr>
+      <w:r>
+        <w:rPr>
+          <w:rFonts w:ascii="Times New Roman" w:hAnsi="Times New Roman" w:cs="Times New Roman"/>
+          <w:sz w:val="24"/>
+          <w:szCs w:val="24"/>
+          <w:lang w:val="en-RU"/>
+        </w:rPr>
+        <w:t xml:space="preserve">    }</w:t>
+      </w:r>
+    </w:p>
+    <w:p>
+      <w:pPr>
+        <w:rPr>
+          <w:rFonts w:ascii="Times New Roman" w:hAnsi="Times New Roman" w:cs="Times New Roman"/>
+          <w:sz w:val="24"/>
+          <w:szCs w:val="24"/>
+          <w:lang w:val="en-RU"/>
+        </w:rPr>
+      </w:pPr>
+      <w:r>
+        <w:rPr>
+          <w:rFonts w:ascii="Times New Roman" w:hAnsi="Times New Roman" w:cs="Times New Roman"/>
+          <w:sz w:val="24"/>
+          <w:szCs w:val="24"/>
+          <w:lang w:val="en-RU"/>
+        </w:rPr>
+        <w:t xml:space="preserve">    BrokenLine(int x1, int y1, int x2, int y2, int crack_x, int crack_y) : Line(x1, y1, x2, y2) {</w:t>
+      </w:r>
+    </w:p>
+    <w:p>
+      <w:pPr>
+        <w:rPr>
+          <w:rFonts w:ascii="Times New Roman" w:hAnsi="Times New Roman" w:cs="Times New Roman"/>
+          <w:sz w:val="24"/>
+          <w:szCs w:val="24"/>
+          <w:lang w:val="en-RU"/>
+        </w:rPr>
+      </w:pPr>
+      <w:r>
+        <w:rPr>
+          <w:rFonts w:ascii="Times New Roman" w:hAnsi="Times New Roman" w:cs="Times New Roman"/>
+          <w:sz w:val="24"/>
+          <w:szCs w:val="24"/>
+          <w:lang w:val="en-RU"/>
+        </w:rPr>
+        <w:t xml:space="preserve">        printf("------Конструктор BrokenLine с операторами\n");</w:t>
+      </w:r>
+    </w:p>
+    <w:p>
+      <w:pPr>
+        <w:rPr>
+          <w:rFonts w:ascii="Times New Roman" w:hAnsi="Times New Roman" w:cs="Times New Roman"/>
+          <w:sz w:val="24"/>
+          <w:szCs w:val="24"/>
+          <w:lang w:val="en-RU"/>
+        </w:rPr>
+      </w:pPr>
+      <w:r>
+        <w:rPr>
+          <w:rFonts w:ascii="Times New Roman" w:hAnsi="Times New Roman" w:cs="Times New Roman"/>
+          <w:sz w:val="24"/>
+          <w:szCs w:val="24"/>
+          <w:lang w:val="en-RU"/>
+        </w:rPr>
+        <w:t xml:space="preserve">        this-&gt;crack_x = crack_x;</w:t>
+      </w:r>
+    </w:p>
+    <w:p>
+      <w:pPr>
+        <w:rPr>
+          <w:rFonts w:ascii="Times New Roman" w:hAnsi="Times New Roman" w:cs="Times New Roman"/>
+          <w:sz w:val="24"/>
+          <w:szCs w:val="24"/>
+          <w:lang w:val="en-RU"/>
+        </w:rPr>
+      </w:pPr>
+      <w:r>
+        <w:rPr>
+          <w:rFonts w:ascii="Times New Roman" w:hAnsi="Times New Roman" w:cs="Times New Roman"/>
+          <w:sz w:val="24"/>
+          <w:szCs w:val="24"/>
+          <w:lang w:val="en-RU"/>
+        </w:rPr>
+        <w:t xml:space="preserve">        this-&gt;crack_y = crack_y;</w:t>
+      </w:r>
+    </w:p>
+    <w:p>
+      <w:pPr>
+        <w:rPr>
+          <w:rFonts w:ascii="Times New Roman" w:hAnsi="Times New Roman" w:cs="Times New Roman"/>
+          <w:sz w:val="24"/>
+          <w:szCs w:val="24"/>
+          <w:lang w:val="en-RU"/>
+        </w:rPr>
+      </w:pPr>
+      <w:r>
+        <w:rPr>
+          <w:rFonts w:ascii="Times New Roman" w:hAnsi="Times New Roman" w:cs="Times New Roman"/>
+          <w:sz w:val="24"/>
+          <w:szCs w:val="24"/>
+          <w:lang w:val="en-RU"/>
+        </w:rPr>
+        <w:t xml:space="preserve">    }</w:t>
+      </w:r>
+    </w:p>
+    <w:p>
+      <w:pPr>
+        <w:rPr>
+          <w:rFonts w:ascii="Times New Roman" w:hAnsi="Times New Roman" w:cs="Times New Roman"/>
+          <w:sz w:val="24"/>
+          <w:szCs w:val="24"/>
+          <w:lang w:val="en-RU"/>
+        </w:rPr>
+      </w:pPr>
+      <w:r>
+        <w:rPr>
+          <w:rFonts w:ascii="Times New Roman" w:hAnsi="Times New Roman" w:cs="Times New Roman"/>
+          <w:sz w:val="24"/>
+          <w:szCs w:val="24"/>
+          <w:lang w:val="en-RU"/>
+        </w:rPr>
+        <w:t xml:space="preserve">    BrokenLine(const BrokenLine &amp;l) {</w:t>
+      </w:r>
+    </w:p>
+    <w:p>
+      <w:pPr>
+        <w:rPr>
+          <w:rFonts w:ascii="Times New Roman" w:hAnsi="Times New Roman" w:cs="Times New Roman"/>
+          <w:sz w:val="24"/>
+          <w:szCs w:val="24"/>
+          <w:lang w:val="en-RU"/>
+        </w:rPr>
+      </w:pPr>
+      <w:r>
+        <w:rPr>
+          <w:rFonts w:ascii="Times New Roman" w:hAnsi="Times New Roman" w:cs="Times New Roman"/>
+          <w:sz w:val="24"/>
+          <w:szCs w:val="24"/>
+          <w:lang w:val="en-RU"/>
+        </w:rPr>
+        <w:t xml:space="preserve">        printf("------Конструктор BrokenLine копирования\n");</w:t>
+      </w:r>
+    </w:p>
+    <w:p>
+      <w:pPr>
+        <w:rPr>
+          <w:rFonts w:ascii="Times New Roman" w:hAnsi="Times New Roman" w:cs="Times New Roman"/>
+          <w:sz w:val="24"/>
+          <w:szCs w:val="24"/>
+          <w:lang w:val="en-RU"/>
+        </w:rPr>
+      </w:pPr>
+      <w:r>
+        <w:rPr>
+          <w:rFonts w:ascii="Times New Roman" w:hAnsi="Times New Roman" w:cs="Times New Roman"/>
+          <w:sz w:val="24"/>
+          <w:szCs w:val="24"/>
+          <w:lang w:val="en-RU"/>
+        </w:rPr>
+        <w:t xml:space="preserve">        this-&gt;x1 = l.x1+1;</w:t>
+      </w:r>
+    </w:p>
+    <w:p>
+      <w:pPr>
+        <w:rPr>
+          <w:rFonts w:ascii="Times New Roman" w:hAnsi="Times New Roman" w:cs="Times New Roman"/>
+          <w:sz w:val="24"/>
+          <w:szCs w:val="24"/>
+          <w:lang w:val="en-RU"/>
+        </w:rPr>
+      </w:pPr>
+      <w:r>
+        <w:rPr>
+          <w:rFonts w:ascii="Times New Roman" w:hAnsi="Times New Roman" w:cs="Times New Roman"/>
+          <w:sz w:val="24"/>
+          <w:szCs w:val="24"/>
+          <w:lang w:val="en-RU"/>
+        </w:rPr>
+        <w:t xml:space="preserve">        this-&gt;y1 = l.y1;</w:t>
+      </w:r>
+    </w:p>
+    <w:p>
+      <w:pPr>
+        <w:rPr>
+          <w:rFonts w:ascii="Times New Roman" w:hAnsi="Times New Roman" w:cs="Times New Roman"/>
+          <w:sz w:val="24"/>
+          <w:szCs w:val="24"/>
+          <w:lang w:val="en-RU"/>
+        </w:rPr>
+      </w:pPr>
+      <w:r>
+        <w:rPr>
+          <w:rFonts w:ascii="Times New Roman" w:hAnsi="Times New Roman" w:cs="Times New Roman"/>
+          <w:sz w:val="24"/>
+          <w:szCs w:val="24"/>
+          <w:lang w:val="en-RU"/>
+        </w:rPr>
+        <w:t xml:space="preserve">        this-&gt;x2 = l.x2;</w:t>
+      </w:r>
+    </w:p>
+    <w:p>
+      <w:pPr>
+        <w:rPr>
+          <w:rFonts w:ascii="Times New Roman" w:hAnsi="Times New Roman" w:cs="Times New Roman"/>
+          <w:sz w:val="24"/>
+          <w:szCs w:val="24"/>
+          <w:lang w:val="en-RU"/>
+        </w:rPr>
+      </w:pPr>
+      <w:r>
+        <w:rPr>
+          <w:rFonts w:ascii="Times New Roman" w:hAnsi="Times New Roman" w:cs="Times New Roman"/>
+          <w:sz w:val="24"/>
+          <w:szCs w:val="24"/>
+          <w:lang w:val="en-RU"/>
+        </w:rPr>
+        <w:t xml:space="preserve">        this-&gt;y2 = l.y2;</w:t>
+      </w:r>
+    </w:p>
+    <w:p>
+      <w:pPr>
+        <w:rPr>
+          <w:rFonts w:ascii="Times New Roman" w:hAnsi="Times New Roman" w:cs="Times New Roman"/>
+          <w:sz w:val="24"/>
+          <w:szCs w:val="24"/>
+          <w:lang w:val="en-RU"/>
+        </w:rPr>
+      </w:pPr>
+      <w:r>
+        <w:rPr>
+          <w:rFonts w:ascii="Times New Roman" w:hAnsi="Times New Roman" w:cs="Times New Roman"/>
+          <w:sz w:val="24"/>
+          <w:szCs w:val="24"/>
+          <w:lang w:val="en-RU"/>
+        </w:rPr>
+        <w:t xml:space="preserve">        this-&gt;crack_x = l.crack_x;</w:t>
+      </w:r>
+    </w:p>
+    <w:p>
+      <w:pPr>
+        <w:rPr>
+          <w:rFonts w:ascii="Times New Roman" w:hAnsi="Times New Roman" w:cs="Times New Roman"/>
+          <w:sz w:val="24"/>
+          <w:szCs w:val="24"/>
+          <w:lang w:val="en-RU"/>
+        </w:rPr>
+      </w:pPr>
+      <w:r>
+        <w:rPr>
+          <w:rFonts w:ascii="Times New Roman" w:hAnsi="Times New Roman" w:cs="Times New Roman"/>
+          <w:sz w:val="24"/>
+          <w:szCs w:val="24"/>
+          <w:lang w:val="en-RU"/>
+        </w:rPr>
+        <w:t xml:space="preserve">        this-&gt;crack_y = l.crack_y;</w:t>
+      </w:r>
+    </w:p>
+    <w:p>
+      <w:pPr>
+        <w:rPr>
+          <w:rFonts w:ascii="Times New Roman" w:hAnsi="Times New Roman" w:cs="Times New Roman"/>
+          <w:sz w:val="24"/>
+          <w:szCs w:val="24"/>
+          <w:lang w:val="en-RU"/>
+        </w:rPr>
+      </w:pPr>
+      <w:r>
+        <w:rPr>
+          <w:rFonts w:ascii="Times New Roman" w:hAnsi="Times New Roman" w:cs="Times New Roman"/>
+          <w:sz w:val="24"/>
+          <w:szCs w:val="24"/>
+          <w:lang w:val="en-RU"/>
+        </w:rPr>
+        <w:t xml:space="preserve">    }</w:t>
+      </w:r>
+    </w:p>
+    <w:p>
+      <w:pPr>
+        <w:rPr>
+          <w:rFonts w:ascii="Times New Roman" w:hAnsi="Times New Roman" w:cs="Times New Roman"/>
+          <w:sz w:val="24"/>
+          <w:szCs w:val="24"/>
+          <w:lang w:val="en-RU"/>
+        </w:rPr>
+      </w:pPr>
+      <w:r>
+        <w:rPr>
+          <w:rFonts w:ascii="Times New Roman" w:hAnsi="Times New Roman" w:cs="Times New Roman"/>
+          <w:sz w:val="24"/>
+          <w:szCs w:val="24"/>
+          <w:lang w:val="en-RU"/>
+        </w:rPr>
+        <w:t xml:space="preserve">    ~BrokenLine(){</w:t>
+      </w:r>
+    </w:p>
+    <w:p>
+      <w:pPr>
+        <w:rPr>
+          <w:rFonts w:ascii="Times New Roman" w:hAnsi="Times New Roman" w:cs="Times New Roman"/>
+          <w:sz w:val="24"/>
+          <w:szCs w:val="24"/>
+          <w:lang w:val="en-RU"/>
+        </w:rPr>
+      </w:pPr>
+      <w:r>
+        <w:rPr>
+          <w:rFonts w:ascii="Times New Roman" w:hAnsi="Times New Roman" w:cs="Times New Roman"/>
+          <w:sz w:val="24"/>
+          <w:szCs w:val="24"/>
+          <w:lang w:val="en-RU"/>
+        </w:rPr>
+        <w:t xml:space="preserve">        display();</w:t>
+      </w:r>
+    </w:p>
+    <w:p>
+      <w:pPr>
+        <w:rPr>
+          <w:rFonts w:ascii="Times New Roman" w:hAnsi="Times New Roman" w:cs="Times New Roman"/>
+          <w:sz w:val="24"/>
+          <w:szCs w:val="24"/>
+          <w:lang w:val="en-RU"/>
+        </w:rPr>
+      </w:pPr>
+      <w:r>
+        <w:rPr>
+          <w:rFonts w:ascii="Times New Roman" w:hAnsi="Times New Roman" w:cs="Times New Roman"/>
+          <w:sz w:val="24"/>
+          <w:szCs w:val="24"/>
+          <w:lang w:val="en-RU"/>
+        </w:rPr>
+        <w:t xml:space="preserve">        printf("~~~~~~Деструктор BrokenLine\n\n");</w:t>
+      </w:r>
+    </w:p>
+    <w:p>
+      <w:pPr>
+        <w:rPr>
+          <w:rFonts w:ascii="Times New Roman" w:hAnsi="Times New Roman" w:cs="Times New Roman"/>
+          <w:sz w:val="24"/>
+          <w:szCs w:val="24"/>
+          <w:lang w:val="en-RU"/>
+        </w:rPr>
+      </w:pPr>
+      <w:r>
+        <w:rPr>
+          <w:rFonts w:ascii="Times New Roman" w:hAnsi="Times New Roman" w:cs="Times New Roman"/>
+          <w:sz w:val="24"/>
+          <w:szCs w:val="24"/>
+          <w:lang w:val="en-RU"/>
+        </w:rPr>
+        <w:t xml:space="preserve">    }</w:t>
+      </w:r>
+    </w:p>
+    <w:p>
+      <w:pPr>
+        <w:rPr>
+          <w:rFonts w:ascii="Times New Roman" w:hAnsi="Times New Roman" w:cs="Times New Roman"/>
+          <w:sz w:val="24"/>
+          <w:szCs w:val="24"/>
+          <w:lang w:val="en-RU"/>
+        </w:rPr>
+      </w:pPr>
+      <w:r>
+        <w:rPr>
+          <w:rFonts w:ascii="Times New Roman" w:hAnsi="Times New Roman" w:cs="Times New Roman"/>
+          <w:sz w:val="24"/>
+          <w:szCs w:val="24"/>
+          <w:lang w:val="en-RU"/>
+        </w:rPr>
+        <w:t>};</w:t>
+      </w:r>
+    </w:p>
+    <w:p>
+      <w:pPr>
+        <w:rPr>
+          <w:rFonts w:ascii="Times New Roman" w:hAnsi="Times New Roman" w:cs="Times New Roman"/>
+          <w:sz w:val="24"/>
+          <w:szCs w:val="24"/>
+          <w:lang w:val="en-RU"/>
+        </w:rPr>
+      </w:pPr>
+    </w:p>
+    <w:p>
+      <w:pPr>
+        <w:rPr>
+          <w:rFonts w:ascii="Times New Roman" w:hAnsi="Times New Roman" w:cs="Times New Roman"/>
+          <w:sz w:val="24"/>
+          <w:szCs w:val="24"/>
+          <w:lang w:val="en-RU"/>
+        </w:rPr>
+      </w:pPr>
+      <w:r>
+        <w:rPr>
+          <w:rFonts w:ascii="Times New Roman" w:hAnsi="Times New Roman" w:cs="Times New Roman"/>
+          <w:sz w:val="24"/>
+          <w:szCs w:val="24"/>
+          <w:lang w:val="en-RU"/>
+        </w:rPr>
+        <w:t>class Shape {</w:t>
+      </w:r>
+    </w:p>
+    <w:p>
+      <w:pPr>
+        <w:rPr>
+          <w:rFonts w:ascii="Times New Roman" w:hAnsi="Times New Roman" w:cs="Times New Roman"/>
+          <w:sz w:val="24"/>
+          <w:szCs w:val="24"/>
+          <w:lang w:val="en-RU"/>
+        </w:rPr>
+      </w:pPr>
+      <w:r>
+        <w:rPr>
+          <w:rFonts w:ascii="Times New Roman" w:hAnsi="Times New Roman" w:cs="Times New Roman"/>
+          <w:sz w:val="24"/>
+          <w:szCs w:val="24"/>
+          <w:lang w:val="en-RU"/>
+        </w:rPr>
+        <w:t xml:space="preserve">    public:</w:t>
+      </w:r>
+    </w:p>
+    <w:p>
+      <w:pPr>
+        <w:rPr>
+          <w:rFonts w:ascii="Times New Roman" w:hAnsi="Times New Roman" w:cs="Times New Roman"/>
+          <w:sz w:val="24"/>
+          <w:szCs w:val="24"/>
+          <w:lang w:val="en-RU"/>
+        </w:rPr>
+      </w:pPr>
+      <w:r>
+        <w:rPr>
+          <w:rFonts w:ascii="Times New Roman" w:hAnsi="Times New Roman" w:cs="Times New Roman"/>
+          <w:sz w:val="24"/>
+          <w:szCs w:val="24"/>
+          <w:lang w:val="en-RU"/>
+        </w:rPr>
+        <w:t xml:space="preserve">    Line l1, l2;</w:t>
+      </w:r>
+    </w:p>
+    <w:p>
+      <w:pPr>
+        <w:rPr>
+          <w:rFonts w:ascii="Times New Roman" w:hAnsi="Times New Roman" w:cs="Times New Roman"/>
+          <w:sz w:val="24"/>
+          <w:szCs w:val="24"/>
+          <w:lang w:val="en-RU"/>
+        </w:rPr>
+      </w:pPr>
+      <w:r>
+        <w:rPr>
+          <w:rFonts w:ascii="Times New Roman" w:hAnsi="Times New Roman" w:cs="Times New Roman"/>
+          <w:sz w:val="24"/>
+          <w:szCs w:val="24"/>
+          <w:lang w:val="en-RU"/>
+        </w:rPr>
         <w:lastRenderedPageBreak/>
-        <w:t xml:space="preserve">    this-&gt;x2+=dx2;</w:t>
-      </w:r>
-    </w:p>
-    <w:p>
-      <w:pPr>
-        <w:rPr>
-          <w:rFonts w:ascii="Times New Roman" w:hAnsi="Times New Roman" w:cs="Times New Roman"/>
-          <w:sz w:val="24"/>
-          <w:szCs w:val="24"/>
-          <w:lang w:val="en-RU"/>
-        </w:rPr>
-      </w:pPr>
-      <w:r>
-        <w:rPr>
-          <w:rFonts w:ascii="Times New Roman" w:hAnsi="Times New Roman" w:cs="Times New Roman"/>
-          <w:sz w:val="24"/>
-          <w:szCs w:val="24"/>
-          <w:lang w:val="en-RU"/>
-        </w:rPr>
-        <w:t xml:space="preserve">    this-&gt;y2+=dy2;</w:t>
-      </w:r>
-    </w:p>
-    <w:p>
-      <w:pPr>
-        <w:rPr>
-          <w:rFonts w:ascii="Times New Roman" w:hAnsi="Times New Roman" w:cs="Times New Roman"/>
-          <w:sz w:val="24"/>
-          <w:szCs w:val="24"/>
-          <w:lang w:val="en-RU"/>
-        </w:rPr>
-      </w:pPr>
-      <w:r>
-        <w:rPr>
-          <w:rFonts w:ascii="Times New Roman" w:hAnsi="Times New Roman" w:cs="Times New Roman"/>
-          <w:sz w:val="24"/>
-          <w:szCs w:val="24"/>
-          <w:lang w:val="en-RU"/>
-        </w:rPr>
-        <w:t>};</w:t>
-      </w:r>
-    </w:p>
-    <w:p>
-      <w:pPr>
-        <w:rPr>
-          <w:rFonts w:ascii="Times New Roman" w:hAnsi="Times New Roman" w:cs="Times New Roman"/>
-          <w:sz w:val="24"/>
-          <w:szCs w:val="24"/>
-          <w:lang w:val="en-RU"/>
-        </w:rPr>
-      </w:pPr>
-    </w:p>
-    <w:p>
-      <w:pPr>
-        <w:rPr>
-          <w:rFonts w:ascii="Times New Roman" w:hAnsi="Times New Roman" w:cs="Times New Roman"/>
-          <w:sz w:val="24"/>
-          <w:szCs w:val="24"/>
-          <w:lang w:val="en-RU"/>
-        </w:rPr>
-      </w:pPr>
-      <w:r>
-        <w:rPr>
-          <w:rFonts w:ascii="Times New Roman" w:hAnsi="Times New Roman" w:cs="Times New Roman"/>
-          <w:sz w:val="24"/>
-          <w:szCs w:val="24"/>
-          <w:lang w:val="en-RU"/>
-        </w:rPr>
-        <w:t>class BrokenLine: public Line {</w:t>
-      </w:r>
-    </w:p>
-    <w:p>
-      <w:pPr>
-        <w:rPr>
-          <w:rFonts w:ascii="Times New Roman" w:hAnsi="Times New Roman" w:cs="Times New Roman"/>
-          <w:sz w:val="24"/>
-          <w:szCs w:val="24"/>
-          <w:lang w:val="en-RU"/>
-        </w:rPr>
-      </w:pPr>
-      <w:r>
-        <w:rPr>
-          <w:rFonts w:ascii="Times New Roman" w:hAnsi="Times New Roman" w:cs="Times New Roman"/>
-          <w:sz w:val="24"/>
-          <w:szCs w:val="24"/>
-          <w:lang w:val="en-RU"/>
-        </w:rPr>
-        <w:t xml:space="preserve">    protected:</w:t>
-      </w:r>
-    </w:p>
-    <w:p>
-      <w:pPr>
-        <w:rPr>
-          <w:rFonts w:ascii="Times New Roman" w:hAnsi="Times New Roman" w:cs="Times New Roman"/>
-          <w:sz w:val="24"/>
-          <w:szCs w:val="24"/>
-          <w:lang w:val="en-RU"/>
-        </w:rPr>
-      </w:pPr>
-      <w:r>
-        <w:rPr>
-          <w:rFonts w:ascii="Times New Roman" w:hAnsi="Times New Roman" w:cs="Times New Roman"/>
-          <w:sz w:val="24"/>
-          <w:szCs w:val="24"/>
-          <w:lang w:val="en-RU"/>
-        </w:rPr>
-        <w:t xml:space="preserve">        int crack_x, crack_y;</w:t>
-      </w:r>
-    </w:p>
-    <w:p>
-      <w:pPr>
-        <w:rPr>
-          <w:rFonts w:ascii="Times New Roman" w:hAnsi="Times New Roman" w:cs="Times New Roman"/>
-          <w:sz w:val="24"/>
-          <w:szCs w:val="24"/>
-          <w:lang w:val="en-RU"/>
-        </w:rPr>
-      </w:pPr>
-      <w:r>
-        <w:rPr>
-          <w:rFonts w:ascii="Times New Roman" w:hAnsi="Times New Roman" w:cs="Times New Roman"/>
-          <w:sz w:val="24"/>
-          <w:szCs w:val="24"/>
-          <w:lang w:val="en-RU"/>
-        </w:rPr>
-        <w:t xml:space="preserve">    public:</w:t>
-      </w:r>
-    </w:p>
-    <w:p>
-      <w:pPr>
-        <w:rPr>
-          <w:rFonts w:ascii="Times New Roman" w:hAnsi="Times New Roman" w:cs="Times New Roman"/>
-          <w:sz w:val="24"/>
-          <w:szCs w:val="24"/>
-          <w:lang w:val="en-RU"/>
-        </w:rPr>
-      </w:pPr>
-      <w:r>
-        <w:rPr>
-          <w:rFonts w:ascii="Times New Roman" w:hAnsi="Times New Roman" w:cs="Times New Roman"/>
-          <w:sz w:val="24"/>
-          <w:szCs w:val="24"/>
-          <w:lang w:val="en-RU"/>
-        </w:rPr>
         <w:t xml:space="preserve">    void display() {</w:t>
       </w:r>
     </w:p>
@@ -5399,7 +6053,26 @@
           <w:szCs w:val="24"/>
           <w:lang w:val="en-RU"/>
         </w:rPr>
-        <w:t xml:space="preserve">        printf("Ломано в %d %d\n ", crack_x, crack_y);</w:t>
+        <w:t xml:space="preserve">        l1.display();</w:t>
+      </w:r>
+    </w:p>
+    <w:p>
+      <w:pPr>
+        <w:rPr>
+          <w:rFonts w:ascii="Times New Roman" w:hAnsi="Times New Roman" w:cs="Times New Roman"/>
+          <w:sz w:val="24"/>
+          <w:szCs w:val="24"/>
+          <w:lang w:val="en-RU"/>
+        </w:rPr>
+      </w:pPr>
+      <w:r>
+        <w:rPr>
+          <w:rFonts w:ascii="Times New Roman" w:hAnsi="Times New Roman" w:cs="Times New Roman"/>
+          <w:sz w:val="24"/>
+          <w:szCs w:val="24"/>
+          <w:lang w:val="en-RU"/>
+        </w:rPr>
+        <w:t xml:space="preserve">        l2.display();</w:t>
       </w:r>
     </w:p>
     <w:p>
@@ -5437,64 +6110,26 @@
           <w:szCs w:val="24"/>
           <w:lang w:val="en-RU"/>
         </w:rPr>
-        <w:t xml:space="preserve">    BrokenLine() : Line() {</w:t>
-      </w:r>
-    </w:p>
-    <w:p>
-      <w:pPr>
-        <w:rPr>
-          <w:rFonts w:ascii="Times New Roman" w:hAnsi="Times New Roman" w:cs="Times New Roman"/>
-          <w:sz w:val="24"/>
-          <w:szCs w:val="24"/>
-          <w:lang w:val="en-RU"/>
-        </w:rPr>
-      </w:pPr>
-      <w:r>
-        <w:rPr>
-          <w:rFonts w:ascii="Times New Roman" w:hAnsi="Times New Roman" w:cs="Times New Roman"/>
-          <w:sz w:val="24"/>
-          <w:szCs w:val="24"/>
-          <w:lang w:val="en-RU"/>
-        </w:rPr>
-        <w:t xml:space="preserve">        printf("------Конструктор BrokenLine без операторов\n");</w:t>
-      </w:r>
-    </w:p>
-    <w:p>
-      <w:pPr>
-        <w:rPr>
-          <w:rFonts w:ascii="Times New Roman" w:hAnsi="Times New Roman" w:cs="Times New Roman"/>
-          <w:sz w:val="24"/>
-          <w:szCs w:val="24"/>
-          <w:lang w:val="en-RU"/>
-        </w:rPr>
-      </w:pPr>
-      <w:r>
-        <w:rPr>
-          <w:rFonts w:ascii="Times New Roman" w:hAnsi="Times New Roman" w:cs="Times New Roman"/>
-          <w:sz w:val="24"/>
-          <w:szCs w:val="24"/>
-          <w:lang w:val="en-RU"/>
-        </w:rPr>
-        <w:t xml:space="preserve">        crack_x = 0;</w:t>
-      </w:r>
-    </w:p>
-    <w:p>
-      <w:pPr>
-        <w:rPr>
-          <w:rFonts w:ascii="Times New Roman" w:hAnsi="Times New Roman" w:cs="Times New Roman"/>
-          <w:sz w:val="24"/>
-          <w:szCs w:val="24"/>
-          <w:lang w:val="en-RU"/>
-        </w:rPr>
-      </w:pPr>
-      <w:r>
-        <w:rPr>
-          <w:rFonts w:ascii="Times New Roman" w:hAnsi="Times New Roman" w:cs="Times New Roman"/>
-          <w:sz w:val="24"/>
-          <w:szCs w:val="24"/>
-          <w:lang w:val="en-RU"/>
-        </w:rPr>
-        <w:t xml:space="preserve">        crack_y = 0;</w:t>
+        <w:t xml:space="preserve">    Shape() {</w:t>
+      </w:r>
+    </w:p>
+    <w:p>
+      <w:pPr>
+        <w:rPr>
+          <w:rFonts w:ascii="Times New Roman" w:hAnsi="Times New Roman" w:cs="Times New Roman"/>
+          <w:sz w:val="24"/>
+          <w:szCs w:val="24"/>
+          <w:lang w:val="en-RU"/>
+        </w:rPr>
+      </w:pPr>
+      <w:r>
+        <w:rPr>
+          <w:rFonts w:ascii="Times New Roman" w:hAnsi="Times New Roman" w:cs="Times New Roman"/>
+          <w:sz w:val="24"/>
+          <w:szCs w:val="24"/>
+          <w:lang w:val="en-RU"/>
+        </w:rPr>
+        <w:t xml:space="preserve">        printf("---------Конструктор Shape без операторов\n");</w:t>
       </w:r>
     </w:p>
     <w:p>
@@ -5532,568 +6167,6 @@
           <w:szCs w:val="24"/>
           <w:lang w:val="en-RU"/>
         </w:rPr>
-        <w:t xml:space="preserve">    BrokenLine(int x1, int y1, int x2, int y2, int crack_x, int crack_y) : Line(x1, y1, x2, y2) {</w:t>
-      </w:r>
-    </w:p>
-    <w:p>
-      <w:pPr>
-        <w:rPr>
-          <w:rFonts w:ascii="Times New Roman" w:hAnsi="Times New Roman" w:cs="Times New Roman"/>
-          <w:sz w:val="24"/>
-          <w:szCs w:val="24"/>
-          <w:lang w:val="en-RU"/>
-        </w:rPr>
-      </w:pPr>
-      <w:r>
-        <w:rPr>
-          <w:rFonts w:ascii="Times New Roman" w:hAnsi="Times New Roman" w:cs="Times New Roman"/>
-          <w:sz w:val="24"/>
-          <w:szCs w:val="24"/>
-          <w:lang w:val="en-RU"/>
-        </w:rPr>
-        <w:t xml:space="preserve">        printf("------Конструктор BrokenLine с операторами\n");</w:t>
-      </w:r>
-    </w:p>
-    <w:p>
-      <w:pPr>
-        <w:rPr>
-          <w:rFonts w:ascii="Times New Roman" w:hAnsi="Times New Roman" w:cs="Times New Roman"/>
-          <w:sz w:val="24"/>
-          <w:szCs w:val="24"/>
-          <w:lang w:val="en-RU"/>
-        </w:rPr>
-      </w:pPr>
-      <w:r>
-        <w:rPr>
-          <w:rFonts w:ascii="Times New Roman" w:hAnsi="Times New Roman" w:cs="Times New Roman"/>
-          <w:sz w:val="24"/>
-          <w:szCs w:val="24"/>
-          <w:lang w:val="en-RU"/>
-        </w:rPr>
-        <w:t xml:space="preserve">        this-&gt;crack_x = crack_x;</w:t>
-      </w:r>
-    </w:p>
-    <w:p>
-      <w:pPr>
-        <w:rPr>
-          <w:rFonts w:ascii="Times New Roman" w:hAnsi="Times New Roman" w:cs="Times New Roman"/>
-          <w:sz w:val="24"/>
-          <w:szCs w:val="24"/>
-          <w:lang w:val="en-RU"/>
-        </w:rPr>
-      </w:pPr>
-      <w:r>
-        <w:rPr>
-          <w:rFonts w:ascii="Times New Roman" w:hAnsi="Times New Roman" w:cs="Times New Roman"/>
-          <w:sz w:val="24"/>
-          <w:szCs w:val="24"/>
-          <w:lang w:val="en-RU"/>
-        </w:rPr>
-        <w:t xml:space="preserve">        this-&gt;crack_y = crack_y;</w:t>
-      </w:r>
-    </w:p>
-    <w:p>
-      <w:pPr>
-        <w:rPr>
-          <w:rFonts w:ascii="Times New Roman" w:hAnsi="Times New Roman" w:cs="Times New Roman"/>
-          <w:sz w:val="24"/>
-          <w:szCs w:val="24"/>
-          <w:lang w:val="en-RU"/>
-        </w:rPr>
-      </w:pPr>
-      <w:r>
-        <w:rPr>
-          <w:rFonts w:ascii="Times New Roman" w:hAnsi="Times New Roman" w:cs="Times New Roman"/>
-          <w:sz w:val="24"/>
-          <w:szCs w:val="24"/>
-          <w:lang w:val="en-RU"/>
-        </w:rPr>
-        <w:t xml:space="preserve">    }</w:t>
-      </w:r>
-    </w:p>
-    <w:p>
-      <w:pPr>
-        <w:rPr>
-          <w:rFonts w:ascii="Times New Roman" w:hAnsi="Times New Roman" w:cs="Times New Roman"/>
-          <w:sz w:val="24"/>
-          <w:szCs w:val="24"/>
-          <w:lang w:val="en-RU"/>
-        </w:rPr>
-      </w:pPr>
-      <w:r>
-        <w:rPr>
-          <w:rFonts w:ascii="Times New Roman" w:hAnsi="Times New Roman" w:cs="Times New Roman"/>
-          <w:sz w:val="24"/>
-          <w:szCs w:val="24"/>
-          <w:lang w:val="en-RU"/>
-        </w:rPr>
-        <w:t xml:space="preserve">    BrokenLine(const BrokenLine &amp;l) {</w:t>
-      </w:r>
-    </w:p>
-    <w:p>
-      <w:pPr>
-        <w:rPr>
-          <w:rFonts w:ascii="Times New Roman" w:hAnsi="Times New Roman" w:cs="Times New Roman"/>
-          <w:sz w:val="24"/>
-          <w:szCs w:val="24"/>
-          <w:lang w:val="en-RU"/>
-        </w:rPr>
-      </w:pPr>
-      <w:r>
-        <w:rPr>
-          <w:rFonts w:ascii="Times New Roman" w:hAnsi="Times New Roman" w:cs="Times New Roman"/>
-          <w:sz w:val="24"/>
-          <w:szCs w:val="24"/>
-          <w:lang w:val="en-RU"/>
-        </w:rPr>
-        <w:t xml:space="preserve">        printf("------Конструктор BrokenLine копирования\n");</w:t>
-      </w:r>
-    </w:p>
-    <w:p>
-      <w:pPr>
-        <w:rPr>
-          <w:rFonts w:ascii="Times New Roman" w:hAnsi="Times New Roman" w:cs="Times New Roman"/>
-          <w:sz w:val="24"/>
-          <w:szCs w:val="24"/>
-          <w:lang w:val="en-RU"/>
-        </w:rPr>
-      </w:pPr>
-      <w:r>
-        <w:rPr>
-          <w:rFonts w:ascii="Times New Roman" w:hAnsi="Times New Roman" w:cs="Times New Roman"/>
-          <w:sz w:val="24"/>
-          <w:szCs w:val="24"/>
-          <w:lang w:val="en-RU"/>
-        </w:rPr>
-        <w:t xml:space="preserve">        this-&gt;x1 = l.x1+1;</w:t>
-      </w:r>
-    </w:p>
-    <w:p>
-      <w:pPr>
-        <w:rPr>
-          <w:rFonts w:ascii="Times New Roman" w:hAnsi="Times New Roman" w:cs="Times New Roman"/>
-          <w:sz w:val="24"/>
-          <w:szCs w:val="24"/>
-          <w:lang w:val="en-RU"/>
-        </w:rPr>
-      </w:pPr>
-      <w:r>
-        <w:rPr>
-          <w:rFonts w:ascii="Times New Roman" w:hAnsi="Times New Roman" w:cs="Times New Roman"/>
-          <w:sz w:val="24"/>
-          <w:szCs w:val="24"/>
-          <w:lang w:val="en-RU"/>
-        </w:rPr>
-        <w:t xml:space="preserve">        this-&gt;y1 = l.y1;</w:t>
-      </w:r>
-    </w:p>
-    <w:p>
-      <w:pPr>
-        <w:rPr>
-          <w:rFonts w:ascii="Times New Roman" w:hAnsi="Times New Roman" w:cs="Times New Roman"/>
-          <w:sz w:val="24"/>
-          <w:szCs w:val="24"/>
-          <w:lang w:val="en-RU"/>
-        </w:rPr>
-      </w:pPr>
-      <w:r>
-        <w:rPr>
-          <w:rFonts w:ascii="Times New Roman" w:hAnsi="Times New Roman" w:cs="Times New Roman"/>
-          <w:sz w:val="24"/>
-          <w:szCs w:val="24"/>
-          <w:lang w:val="en-RU"/>
-        </w:rPr>
-        <w:t xml:space="preserve">        this-&gt;x2 = l.x2;</w:t>
-      </w:r>
-    </w:p>
-    <w:p>
-      <w:pPr>
-        <w:rPr>
-          <w:rFonts w:ascii="Times New Roman" w:hAnsi="Times New Roman" w:cs="Times New Roman"/>
-          <w:sz w:val="24"/>
-          <w:szCs w:val="24"/>
-          <w:lang w:val="en-RU"/>
-        </w:rPr>
-      </w:pPr>
-      <w:r>
-        <w:rPr>
-          <w:rFonts w:ascii="Times New Roman" w:hAnsi="Times New Roman" w:cs="Times New Roman"/>
-          <w:sz w:val="24"/>
-          <w:szCs w:val="24"/>
-          <w:lang w:val="en-RU"/>
-        </w:rPr>
-        <w:t xml:space="preserve">        this-&gt;y2 = l.y2;</w:t>
-      </w:r>
-    </w:p>
-    <w:p>
-      <w:pPr>
-        <w:rPr>
-          <w:rFonts w:ascii="Times New Roman" w:hAnsi="Times New Roman" w:cs="Times New Roman"/>
-          <w:sz w:val="24"/>
-          <w:szCs w:val="24"/>
-          <w:lang w:val="en-RU"/>
-        </w:rPr>
-      </w:pPr>
-      <w:r>
-        <w:rPr>
-          <w:rFonts w:ascii="Times New Roman" w:hAnsi="Times New Roman" w:cs="Times New Roman"/>
-          <w:sz w:val="24"/>
-          <w:szCs w:val="24"/>
-          <w:lang w:val="en-RU"/>
-        </w:rPr>
-        <w:t xml:space="preserve">        this-&gt;crack_x = l.crack_x;</w:t>
-      </w:r>
-    </w:p>
-    <w:p>
-      <w:pPr>
-        <w:rPr>
-          <w:rFonts w:ascii="Times New Roman" w:hAnsi="Times New Roman" w:cs="Times New Roman"/>
-          <w:sz w:val="24"/>
-          <w:szCs w:val="24"/>
-          <w:lang w:val="en-RU"/>
-        </w:rPr>
-      </w:pPr>
-      <w:r>
-        <w:rPr>
-          <w:rFonts w:ascii="Times New Roman" w:hAnsi="Times New Roman" w:cs="Times New Roman"/>
-          <w:sz w:val="24"/>
-          <w:szCs w:val="24"/>
-          <w:lang w:val="en-RU"/>
-        </w:rPr>
-        <w:t xml:space="preserve">        this-&gt;crack_y = l.crack_y;</w:t>
-      </w:r>
-    </w:p>
-    <w:p>
-      <w:pPr>
-        <w:rPr>
-          <w:rFonts w:ascii="Times New Roman" w:hAnsi="Times New Roman" w:cs="Times New Roman"/>
-          <w:sz w:val="24"/>
-          <w:szCs w:val="24"/>
-          <w:lang w:val="en-RU"/>
-        </w:rPr>
-      </w:pPr>
-      <w:r>
-        <w:rPr>
-          <w:rFonts w:ascii="Times New Roman" w:hAnsi="Times New Roman" w:cs="Times New Roman"/>
-          <w:sz w:val="24"/>
-          <w:szCs w:val="24"/>
-          <w:lang w:val="en-RU"/>
-        </w:rPr>
-        <w:t xml:space="preserve">    }</w:t>
-      </w:r>
-    </w:p>
-    <w:p>
-      <w:pPr>
-        <w:rPr>
-          <w:rFonts w:ascii="Times New Roman" w:hAnsi="Times New Roman" w:cs="Times New Roman"/>
-          <w:sz w:val="24"/>
-          <w:szCs w:val="24"/>
-          <w:lang w:val="en-RU"/>
-        </w:rPr>
-      </w:pPr>
-      <w:r>
-        <w:rPr>
-          <w:rFonts w:ascii="Times New Roman" w:hAnsi="Times New Roman" w:cs="Times New Roman"/>
-          <w:sz w:val="24"/>
-          <w:szCs w:val="24"/>
-          <w:lang w:val="en-RU"/>
-        </w:rPr>
-        <w:t xml:space="preserve">    ~BrokenLine(){</w:t>
-      </w:r>
-    </w:p>
-    <w:p>
-      <w:pPr>
-        <w:rPr>
-          <w:rFonts w:ascii="Times New Roman" w:hAnsi="Times New Roman" w:cs="Times New Roman"/>
-          <w:sz w:val="24"/>
-          <w:szCs w:val="24"/>
-          <w:lang w:val="en-RU"/>
-        </w:rPr>
-      </w:pPr>
-      <w:r>
-        <w:rPr>
-          <w:rFonts w:ascii="Times New Roman" w:hAnsi="Times New Roman" w:cs="Times New Roman"/>
-          <w:sz w:val="24"/>
-          <w:szCs w:val="24"/>
-          <w:lang w:val="en-RU"/>
-        </w:rPr>
-        <w:t xml:space="preserve">        display();</w:t>
-      </w:r>
-    </w:p>
-    <w:p>
-      <w:pPr>
-        <w:rPr>
-          <w:rFonts w:ascii="Times New Roman" w:hAnsi="Times New Roman" w:cs="Times New Roman"/>
-          <w:sz w:val="24"/>
-          <w:szCs w:val="24"/>
-          <w:lang w:val="en-RU"/>
-        </w:rPr>
-      </w:pPr>
-      <w:r>
-        <w:rPr>
-          <w:rFonts w:ascii="Times New Roman" w:hAnsi="Times New Roman" w:cs="Times New Roman"/>
-          <w:sz w:val="24"/>
-          <w:szCs w:val="24"/>
-          <w:lang w:val="en-RU"/>
-        </w:rPr>
-        <w:t xml:space="preserve">        printf("~~~~~~Деструктор BrokenLine\n\n");</w:t>
-      </w:r>
-    </w:p>
-    <w:p>
-      <w:pPr>
-        <w:rPr>
-          <w:rFonts w:ascii="Times New Roman" w:hAnsi="Times New Roman" w:cs="Times New Roman"/>
-          <w:sz w:val="24"/>
-          <w:szCs w:val="24"/>
-          <w:lang w:val="en-RU"/>
-        </w:rPr>
-      </w:pPr>
-      <w:r>
-        <w:rPr>
-          <w:rFonts w:ascii="Times New Roman" w:hAnsi="Times New Roman" w:cs="Times New Roman"/>
-          <w:sz w:val="24"/>
-          <w:szCs w:val="24"/>
-          <w:lang w:val="en-RU"/>
-        </w:rPr>
-        <w:t xml:space="preserve">    }</w:t>
-      </w:r>
-    </w:p>
-    <w:p>
-      <w:pPr>
-        <w:rPr>
-          <w:rFonts w:ascii="Times New Roman" w:hAnsi="Times New Roman" w:cs="Times New Roman"/>
-          <w:sz w:val="24"/>
-          <w:szCs w:val="24"/>
-          <w:lang w:val="en-RU"/>
-        </w:rPr>
-      </w:pPr>
-      <w:r>
-        <w:rPr>
-          <w:rFonts w:ascii="Times New Roman" w:hAnsi="Times New Roman" w:cs="Times New Roman"/>
-          <w:sz w:val="24"/>
-          <w:szCs w:val="24"/>
-          <w:lang w:val="en-RU"/>
-        </w:rPr>
-        <w:t>};</w:t>
-      </w:r>
-    </w:p>
-    <w:p>
-      <w:pPr>
-        <w:rPr>
-          <w:rFonts w:ascii="Times New Roman" w:hAnsi="Times New Roman" w:cs="Times New Roman"/>
-          <w:sz w:val="24"/>
-          <w:szCs w:val="24"/>
-          <w:lang w:val="en-RU"/>
-        </w:rPr>
-      </w:pPr>
-    </w:p>
-    <w:p>
-      <w:pPr>
-        <w:rPr>
-          <w:rFonts w:ascii="Times New Roman" w:hAnsi="Times New Roman" w:cs="Times New Roman"/>
-          <w:sz w:val="24"/>
-          <w:szCs w:val="24"/>
-          <w:lang w:val="en-RU"/>
-        </w:rPr>
-      </w:pPr>
-      <w:r>
-        <w:rPr>
-          <w:rFonts w:ascii="Times New Roman" w:hAnsi="Times New Roman" w:cs="Times New Roman"/>
-          <w:sz w:val="24"/>
-          <w:szCs w:val="24"/>
-          <w:lang w:val="en-RU"/>
-        </w:rPr>
-        <w:t>class Shape {</w:t>
-      </w:r>
-    </w:p>
-    <w:p>
-      <w:pPr>
-        <w:rPr>
-          <w:rFonts w:ascii="Times New Roman" w:hAnsi="Times New Roman" w:cs="Times New Roman"/>
-          <w:sz w:val="24"/>
-          <w:szCs w:val="24"/>
-          <w:lang w:val="en-RU"/>
-        </w:rPr>
-      </w:pPr>
-      <w:r>
-        <w:rPr>
-          <w:rFonts w:ascii="Times New Roman" w:hAnsi="Times New Roman" w:cs="Times New Roman"/>
-          <w:sz w:val="24"/>
-          <w:szCs w:val="24"/>
-          <w:lang w:val="en-RU"/>
-        </w:rPr>
-        <w:t xml:space="preserve">    public:</w:t>
-      </w:r>
-    </w:p>
-    <w:p>
-      <w:pPr>
-        <w:rPr>
-          <w:rFonts w:ascii="Times New Roman" w:hAnsi="Times New Roman" w:cs="Times New Roman"/>
-          <w:sz w:val="24"/>
-          <w:szCs w:val="24"/>
-          <w:lang w:val="en-RU"/>
-        </w:rPr>
-      </w:pPr>
-      <w:r>
-        <w:rPr>
-          <w:rFonts w:ascii="Times New Roman" w:hAnsi="Times New Roman" w:cs="Times New Roman"/>
-          <w:sz w:val="24"/>
-          <w:szCs w:val="24"/>
-          <w:lang w:val="en-RU"/>
-        </w:rPr>
-        <w:t xml:space="preserve">    Line l1, l2;</w:t>
-      </w:r>
-    </w:p>
-    <w:p>
-      <w:pPr>
-        <w:rPr>
-          <w:rFonts w:ascii="Times New Roman" w:hAnsi="Times New Roman" w:cs="Times New Roman"/>
-          <w:sz w:val="24"/>
-          <w:szCs w:val="24"/>
-          <w:lang w:val="en-RU"/>
-        </w:rPr>
-      </w:pPr>
-      <w:r>
-        <w:rPr>
-          <w:rFonts w:ascii="Times New Roman" w:hAnsi="Times New Roman" w:cs="Times New Roman"/>
-          <w:sz w:val="24"/>
-          <w:szCs w:val="24"/>
-          <w:lang w:val="en-RU"/>
-        </w:rPr>
-        <w:t xml:space="preserve">    void display() {</w:t>
-      </w:r>
-    </w:p>
-    <w:p>
-      <w:pPr>
-        <w:rPr>
-          <w:rFonts w:ascii="Times New Roman" w:hAnsi="Times New Roman" w:cs="Times New Roman"/>
-          <w:sz w:val="24"/>
-          <w:szCs w:val="24"/>
-          <w:lang w:val="en-RU"/>
-        </w:rPr>
-      </w:pPr>
-      <w:r>
-        <w:rPr>
-          <w:rFonts w:ascii="Times New Roman" w:hAnsi="Times New Roman" w:cs="Times New Roman"/>
-          <w:sz w:val="24"/>
-          <w:szCs w:val="24"/>
-          <w:lang w:val="en-RU"/>
-        </w:rPr>
-        <w:t xml:space="preserve">        l1.display();</w:t>
-      </w:r>
-    </w:p>
-    <w:p>
-      <w:pPr>
-        <w:rPr>
-          <w:rFonts w:ascii="Times New Roman" w:hAnsi="Times New Roman" w:cs="Times New Roman"/>
-          <w:sz w:val="24"/>
-          <w:szCs w:val="24"/>
-          <w:lang w:val="en-RU"/>
-        </w:rPr>
-      </w:pPr>
-      <w:r>
-        <w:rPr>
-          <w:rFonts w:ascii="Times New Roman" w:hAnsi="Times New Roman" w:cs="Times New Roman"/>
-          <w:sz w:val="24"/>
-          <w:szCs w:val="24"/>
-          <w:lang w:val="en-RU"/>
-        </w:rPr>
-        <w:t xml:space="preserve">        l2.display();</w:t>
-      </w:r>
-    </w:p>
-    <w:p>
-      <w:pPr>
-        <w:rPr>
-          <w:rFonts w:ascii="Times New Roman" w:hAnsi="Times New Roman" w:cs="Times New Roman"/>
-          <w:sz w:val="24"/>
-          <w:szCs w:val="24"/>
-          <w:lang w:val="en-RU"/>
-        </w:rPr>
-      </w:pPr>
-      <w:r>
-        <w:rPr>
-          <w:rFonts w:ascii="Times New Roman" w:hAnsi="Times New Roman" w:cs="Times New Roman"/>
-          <w:sz w:val="24"/>
-          <w:szCs w:val="24"/>
-          <w:lang w:val="en-RU"/>
-        </w:rPr>
-        <w:t xml:space="preserve">    }</w:t>
-      </w:r>
-    </w:p>
-    <w:p>
-      <w:pPr>
-        <w:rPr>
-          <w:rFonts w:ascii="Times New Roman" w:hAnsi="Times New Roman" w:cs="Times New Roman"/>
-          <w:sz w:val="24"/>
-          <w:szCs w:val="24"/>
-          <w:lang w:val="en-RU"/>
-        </w:rPr>
-      </w:pPr>
-      <w:r>
-        <w:rPr>
-          <w:rFonts w:ascii="Times New Roman" w:hAnsi="Times New Roman" w:cs="Times New Roman"/>
-          <w:sz w:val="24"/>
-          <w:szCs w:val="24"/>
-          <w:lang w:val="en-RU"/>
-        </w:rPr>
-        <w:t xml:space="preserve">    Shape() {</w:t>
-      </w:r>
-    </w:p>
-    <w:p>
-      <w:pPr>
-        <w:rPr>
-          <w:rFonts w:ascii="Times New Roman" w:hAnsi="Times New Roman" w:cs="Times New Roman"/>
-          <w:sz w:val="24"/>
-          <w:szCs w:val="24"/>
-          <w:lang w:val="en-RU"/>
-        </w:rPr>
-      </w:pPr>
-      <w:r>
-        <w:rPr>
-          <w:rFonts w:ascii="Times New Roman" w:hAnsi="Times New Roman" w:cs="Times New Roman"/>
-          <w:sz w:val="24"/>
-          <w:szCs w:val="24"/>
-          <w:lang w:val="en-RU"/>
-        </w:rPr>
-        <w:t xml:space="preserve">        printf("---------Конструктор Shape без операторов\n");</w:t>
-      </w:r>
-    </w:p>
-    <w:p>
-      <w:pPr>
-        <w:rPr>
-          <w:rFonts w:ascii="Times New Roman" w:hAnsi="Times New Roman" w:cs="Times New Roman"/>
-          <w:sz w:val="24"/>
-          <w:szCs w:val="24"/>
-          <w:lang w:val="en-RU"/>
-        </w:rPr>
-      </w:pPr>
-      <w:r>
-        <w:rPr>
-          <w:rFonts w:ascii="Times New Roman" w:hAnsi="Times New Roman" w:cs="Times New Roman"/>
-          <w:sz w:val="24"/>
-          <w:szCs w:val="24"/>
-          <w:lang w:val="en-RU"/>
-        </w:rPr>
-        <w:t xml:space="preserve">    }</w:t>
-      </w:r>
-    </w:p>
-    <w:p>
-      <w:pPr>
-        <w:rPr>
-          <w:rFonts w:ascii="Times New Roman" w:hAnsi="Times New Roman" w:cs="Times New Roman"/>
-          <w:sz w:val="24"/>
-          <w:szCs w:val="24"/>
-          <w:lang w:val="en-RU"/>
-        </w:rPr>
-      </w:pPr>
-      <w:r>
-        <w:rPr>
-          <w:rFonts w:ascii="Times New Roman" w:hAnsi="Times New Roman" w:cs="Times New Roman"/>
-          <w:sz w:val="24"/>
-          <w:szCs w:val="24"/>
-          <w:lang w:val="en-RU"/>
-        </w:rPr>
-        <w:lastRenderedPageBreak/>
         <w:t xml:space="preserve">    Shape(Line *l1, Line *l2) {</w:t>
       </w:r>
     </w:p>

--- a/Отчет_ЛР2_Горбатенко.docx
+++ b/Отчет_ЛР2_Горбатенко.docx
@@ -1903,6 +1903,62 @@
           <w:lang w:val="en-US"/>
         </w:rPr>
         <w:t>git</w:t>
+      </w:r>
+      <w:r>
+        <w:rPr>
+          <w:rFonts w:ascii="Times New Roman" w:hAnsi="Times New Roman"/>
+          <w:bCs/>
+          <w:sz w:val="28"/>
+          <w:lang w:val="en-US"/>
+        </w:rPr>
+        <w:t xml:space="preserve"> </w:t>
+      </w:r>
+      <w:r>
+        <w:rPr>
+          <w:rFonts w:ascii="Times New Roman" w:hAnsi="Times New Roman"/>
+          <w:bCs/>
+          <w:sz w:val="28"/>
+          <w:lang w:val="ru-RU"/>
+        </w:rPr>
+        <w:t xml:space="preserve">и </w:t>
+      </w:r>
+      <w:proofErr w:type="spellStart"/>
+      <w:r>
+        <w:rPr>
+          <w:rFonts w:ascii="Times New Roman" w:hAnsi="Times New Roman"/>
+          <w:bCs/>
+          <w:sz w:val="28"/>
+          <w:lang w:val="en-US"/>
+        </w:rPr>
+        <w:t>github</w:t>
+      </w:r>
+      <w:proofErr w:type="spellEnd"/>
+      <w:r>
+        <w:rPr>
+          <w:rFonts w:ascii="Times New Roman" w:hAnsi="Times New Roman"/>
+          <w:bCs/>
+          <w:sz w:val="28"/>
+          <w:lang w:val="en-US"/>
+        </w:rPr>
+        <w:t xml:space="preserve"> (</w:t>
+      </w:r>
+      <w:r>
+        <w:rPr>
+          <w:rFonts w:ascii="Times New Roman" w:hAnsi="Times New Roman"/>
+          <w:bCs/>
+          <w:sz w:val="28"/>
+          <w:lang w:val="en-US"/>
+        </w:rPr>
+        <w:t>https://github.com/AntonGrigorievich/OOP</w:t>
+      </w:r>
+      <w:r>
+        <w:rPr>
+          <w:rFonts w:ascii="Times New Roman" w:hAnsi="Times New Roman"/>
+          <w:bCs/>
+          <w:sz w:val="28"/>
+          <w:lang w:val="en-US"/>
+        </w:rPr>
+        <w:t>)</w:t>
       </w:r>
     </w:p>
     <w:p>
